--- a/policies/build/rewrite_reference/HCO_COP_13_v2_REWRITE_DRAFT.docx
+++ b/policies/build/rewrite_reference/HCO_COP_13_v2_REWRITE_DRAFT.docx
@@ -1885,14 +1885,6 @@
         <w:pStyle w:val="ListNumber"/>
       </w:pPr>
       <w:r>
-        <w:t>Guidebook interpretation supplied for COP.13.a through COP.13.j.</w:t>
-      </w:r>
-    </w:p>
-    <w:p>
-      <w:pPr>
-        <w:pStyle w:val="ListNumber"/>
-      </w:pPr>
-      <w:r>
         <w:t>NABH Glossary (reference for the definition of "anaesthesia" as applicable to this policy).</w:t>
       </w:r>
     </w:p>
